--- a/Backend/Director_Disclosure/Output_Disclosures/2024-25/KAMUTHI_RENEWABLE_ENERGY_LIMITED/DIR-8/DIR8_MANISH_KARNA_07387787.docx
+++ b/Backend/Director_Disclosure/Output_Disclosures/2024-25/KAMUTHI_RENEWABLE_ENERGY_LIMITED/DIR-8/DIR8_MANISH_KARNA_07387787.docx
@@ -189,7 +189,7 @@
           <w:b w:val="0"/>
           <w:sz w:val="23"/>
         </w:rPr>
-        <w:t>I, MANISH KARNA, son/daughter of Mr. {{FATHER_NAME}}, resident of B-502, KAIVALYADHAM PART 2, SHYAMAL CHAR RASTA, NR. RADIO MIRCHI TOWER, SATELLITE, AMBAWADI, AHMEDABAD - 380 015, India hereby give notice that I am/was a Director in the following companies during the last three years:-</w:t>
+        <w:t>I, MANISH KARNA, son/daughter of Mr. Shri Govind Lal Karna , resident of B-502, KAIVALYADHAM PART 2, SHYAMAL CHAR RASTA, NR. RADIO MIRCHI TOWER, SATELLITE, AMBAWADI, AHMEDABAD - 380 015, India hereby give notice that I am/was a Director in the following companies during the last three years:-</w:t>
       </w:r>
     </w:p>
     <w:p>
@@ -340,6 +340,146 @@
                 <w:b w:val="0"/>
                 <w:sz w:val="23"/>
               </w:rPr>
+              <w:t>ARE64L STEP-ONE RENEWABLE ENERGY LIMITED</w:t>
+            </w:r>
+          </w:p>
+        </w:tc>
+        <w:tc>
+          <w:tcPr>
+            <w:tcW w:type="dxa" w:w="2610"/>
+          </w:tcPr>
+          <w:p>
+            <w:pPr>
+              <w:spacing w:after="0"/>
+              <w:jc w:val="center"/>
+            </w:pPr>
+            <w:r>
+              <w:rPr>
+                <w:rFonts w:ascii="Adani" w:hAnsi="Adani" w:eastAsia="Adani" w:cs="Adani"/>
+                <w:b w:val="0"/>
+                <w:sz w:val="23"/>
+              </w:rPr>
+              <w:t>07/05/2026</w:t>
+            </w:r>
+          </w:p>
+        </w:tc>
+        <w:tc>
+          <w:tcPr>
+            <w:tcW w:type="dxa" w:w="2250"/>
+          </w:tcPr>
+          <w:p>
+            <w:pPr>
+              <w:spacing w:after="0"/>
+              <w:jc w:val="center"/>
+            </w:pPr>
+          </w:p>
+        </w:tc>
+      </w:tr>
+      <w:tr>
+        <w:tc>
+          <w:tcPr>
+            <w:tcW w:type="dxa" w:w="636"/>
+          </w:tcPr>
+          <w:p>
+            <w:pPr>
+              <w:spacing w:after="0"/>
+              <w:ind w:left="360"/>
+            </w:pPr>
+            <w:r>
+              <w:rPr>
+                <w:rFonts w:ascii="Adani" w:hAnsi="Adani" w:eastAsia="Adani" w:cs="Adani"/>
+                <w:b w:val="0"/>
+                <w:sz w:val="23"/>
+              </w:rPr>
+              <w:t>2</w:t>
+            </w:r>
+          </w:p>
+        </w:tc>
+        <w:tc>
+          <w:tcPr>
+            <w:tcW w:type="dxa" w:w="3864"/>
+          </w:tcPr>
+          <w:p>
+            <w:pPr>
+              <w:spacing w:after="0"/>
+              <w:jc w:val="both"/>
+            </w:pPr>
+            <w:r>
+              <w:rPr>
+                <w:rFonts w:ascii="Adani" w:hAnsi="Adani" w:eastAsia="Adani" w:cs="Adani"/>
+                <w:b w:val="0"/>
+                <w:sz w:val="23"/>
+              </w:rPr>
+              <w:t>ARE64L STEP-TWO RENEWABLE ENERGY LIMITED</w:t>
+            </w:r>
+          </w:p>
+        </w:tc>
+        <w:tc>
+          <w:tcPr>
+            <w:tcW w:type="dxa" w:w="2610"/>
+          </w:tcPr>
+          <w:p>
+            <w:pPr>
+              <w:spacing w:after="0"/>
+              <w:jc w:val="center"/>
+            </w:pPr>
+            <w:r>
+              <w:rPr>
+                <w:rFonts w:ascii="Adani" w:hAnsi="Adani" w:eastAsia="Adani" w:cs="Adani"/>
+                <w:b w:val="0"/>
+                <w:sz w:val="23"/>
+              </w:rPr>
+              <w:t>07/05/2026</w:t>
+            </w:r>
+          </w:p>
+        </w:tc>
+        <w:tc>
+          <w:tcPr>
+            <w:tcW w:type="dxa" w:w="2250"/>
+          </w:tcPr>
+          <w:p>
+            <w:pPr>
+              <w:spacing w:after="0"/>
+              <w:jc w:val="center"/>
+            </w:pPr>
+          </w:p>
+        </w:tc>
+      </w:tr>
+      <w:tr>
+        <w:tc>
+          <w:tcPr>
+            <w:tcW w:type="dxa" w:w="636"/>
+          </w:tcPr>
+          <w:p>
+            <w:pPr>
+              <w:spacing w:after="0"/>
+              <w:ind w:left="360"/>
+            </w:pPr>
+            <w:r>
+              <w:rPr>
+                <w:rFonts w:ascii="Adani" w:hAnsi="Adani" w:eastAsia="Adani" w:cs="Adani"/>
+                <w:b w:val="0"/>
+                <w:sz w:val="23"/>
+              </w:rPr>
+              <w:t>3</w:t>
+            </w:r>
+          </w:p>
+        </w:tc>
+        <w:tc>
+          <w:tcPr>
+            <w:tcW w:type="dxa" w:w="3864"/>
+          </w:tcPr>
+          <w:p>
+            <w:pPr>
+              <w:spacing w:after="0"/>
+              <w:jc w:val="both"/>
+            </w:pPr>
+            <w:r>
+              <w:rPr>
+                <w:rFonts w:ascii="Adani" w:hAnsi="Adani" w:eastAsia="Adani" w:cs="Adani"/>
+                <w:b w:val="0"/>
+                <w:sz w:val="23"/>
+              </w:rPr>
               <w:t>ADANI RENEWABLE ENERGY FIFTY ONE LIMITED</w:t>
             </w:r>
           </w:p>
@@ -391,7 +531,7 @@
                 <w:b w:val="0"/>
                 <w:sz w:val="23"/>
               </w:rPr>
-              <w:t>2</w:t>
+              <w:t>4</w:t>
             </w:r>
           </w:p>
         </w:tc>
@@ -461,7 +601,7 @@
                 <w:b w:val="0"/>
                 <w:sz w:val="23"/>
               </w:rPr>
-              <w:t>3</w:t>
+              <w:t>5</w:t>
             </w:r>
           </w:p>
         </w:tc>
@@ -531,7 +671,7 @@
                 <w:b w:val="0"/>
                 <w:sz w:val="23"/>
               </w:rPr>
-              <w:t>4</w:t>
+              <w:t>6</w:t>
             </w:r>
           </w:p>
         </w:tc>
@@ -601,7 +741,7 @@
                 <w:b w:val="0"/>
                 <w:sz w:val="23"/>
               </w:rPr>
-              <w:t>5</w:t>
+              <w:t>7</w:t>
             </w:r>
           </w:p>
         </w:tc>
@@ -671,77 +811,7 @@
                 <w:b w:val="0"/>
                 <w:sz w:val="23"/>
               </w:rPr>
-              <w:t>6</w:t>
-            </w:r>
-          </w:p>
-        </w:tc>
-        <w:tc>
-          <w:tcPr>
-            <w:tcW w:type="dxa" w:w="3864"/>
-          </w:tcPr>
-          <w:p>
-            <w:pPr>
-              <w:spacing w:after="0"/>
-              <w:jc w:val="both"/>
-            </w:pPr>
-            <w:r>
-              <w:rPr>
-                <w:rFonts w:ascii="Adani" w:hAnsi="Adani" w:eastAsia="Adani" w:cs="Adani"/>
-                <w:b w:val="0"/>
-                <w:sz w:val="23"/>
-              </w:rPr>
-              <w:t>ADANI SOLAR ENERGY JAISALMER TWO PRIVATE LIMITED</w:t>
-            </w:r>
-          </w:p>
-        </w:tc>
-        <w:tc>
-          <w:tcPr>
-            <w:tcW w:type="dxa" w:w="2610"/>
-          </w:tcPr>
-          <w:p>
-            <w:pPr>
-              <w:spacing w:after="0"/>
-              <w:jc w:val="center"/>
-            </w:pPr>
-            <w:r>
-              <w:rPr>
-                <w:rFonts w:ascii="Adani" w:hAnsi="Adani" w:eastAsia="Adani" w:cs="Adani"/>
-                <w:b w:val="0"/>
-                <w:sz w:val="23"/>
-              </w:rPr>
-              <w:t>11/08/2023</w:t>
-            </w:r>
-          </w:p>
-        </w:tc>
-        <w:tc>
-          <w:tcPr>
-            <w:tcW w:type="dxa" w:w="2250"/>
-          </w:tcPr>
-          <w:p>
-            <w:pPr>
-              <w:spacing w:after="0"/>
-              <w:jc w:val="center"/>
-            </w:pPr>
-          </w:p>
-        </w:tc>
-      </w:tr>
-      <w:tr>
-        <w:tc>
-          <w:tcPr>
-            <w:tcW w:type="dxa" w:w="636"/>
-          </w:tcPr>
-          <w:p>
-            <w:pPr>
-              <w:spacing w:after="0"/>
-              <w:ind w:left="360"/>
-            </w:pPr>
-            <w:r>
-              <w:rPr>
-                <w:rFonts w:ascii="Adani" w:hAnsi="Adani" w:eastAsia="Adani" w:cs="Adani"/>
-                <w:b w:val="0"/>
-                <w:sz w:val="23"/>
-              </w:rPr>
-              <w:t>7</w:t>
+              <w:t>8</w:t>
             </w:r>
           </w:p>
         </w:tc>
@@ -811,7 +881,7 @@
                 <w:b w:val="0"/>
                 <w:sz w:val="23"/>
               </w:rPr>
-              <w:t>8</w:t>
+              <w:t>9</w:t>
             </w:r>
           </w:p>
         </w:tc>
@@ -881,76 +951,6 @@
                 <w:b w:val="0"/>
                 <w:sz w:val="23"/>
               </w:rPr>
-              <w:t>9</w:t>
-            </w:r>
-          </w:p>
-        </w:tc>
-        <w:tc>
-          <w:tcPr>
-            <w:tcW w:type="dxa" w:w="3864"/>
-          </w:tcPr>
-          <w:p>
-            <w:pPr>
-              <w:spacing w:after="0"/>
-              <w:jc w:val="both"/>
-            </w:pPr>
-            <w:r>
-              <w:rPr>
-                <w:rFonts w:ascii="Adani" w:hAnsi="Adani" w:eastAsia="Adani" w:cs="Adani"/>
-                <w:b w:val="0"/>
-                <w:sz w:val="23"/>
-              </w:rPr>
-              <w:t>ADANI WIND ENERGY KUTCHH FIVE LIMITED</w:t>
-            </w:r>
-          </w:p>
-        </w:tc>
-        <w:tc>
-          <w:tcPr>
-            <w:tcW w:type="dxa" w:w="2610"/>
-          </w:tcPr>
-          <w:p>
-            <w:pPr>
-              <w:spacing w:after="0"/>
-              <w:jc w:val="center"/>
-            </w:pPr>
-            <w:r>
-              <w:rPr>
-                <w:rFonts w:ascii="Adani" w:hAnsi="Adani" w:eastAsia="Adani" w:cs="Adani"/>
-                <w:b w:val="0"/>
-                <w:sz w:val="23"/>
-              </w:rPr>
-              <w:t>25/02/2019</w:t>
-            </w:r>
-          </w:p>
-        </w:tc>
-        <w:tc>
-          <w:tcPr>
-            <w:tcW w:type="dxa" w:w="2250"/>
-          </w:tcPr>
-          <w:p>
-            <w:pPr>
-              <w:spacing w:after="0"/>
-              <w:jc w:val="center"/>
-            </w:pPr>
-          </w:p>
-        </w:tc>
-      </w:tr>
-      <w:tr>
-        <w:tc>
-          <w:tcPr>
-            <w:tcW w:type="dxa" w:w="636"/>
-          </w:tcPr>
-          <w:p>
-            <w:pPr>
-              <w:spacing w:after="0"/>
-              <w:ind w:left="360"/>
-            </w:pPr>
-            <w:r>
-              <w:rPr>
-                <w:rFonts w:ascii="Adani" w:hAnsi="Adani" w:eastAsia="Adani" w:cs="Adani"/>
-                <w:b w:val="0"/>
-                <w:sz w:val="23"/>
-              </w:rPr>
               <w:t>10</w:t>
             </w:r>
           </w:p>
@@ -970,7 +970,7 @@
                 <w:b w:val="0"/>
                 <w:sz w:val="23"/>
               </w:rPr>
-              <w:t>ADANI SOLAR ENERGY CHITRAKOOT ONE LIMITED</w:t>
+              <w:t>KAMUTHI SOLAR POWER LIMITED</w:t>
             </w:r>
           </w:p>
         </w:tc>
@@ -989,7 +989,7 @@
                 <w:b w:val="0"/>
                 <w:sz w:val="23"/>
               </w:rPr>
-              <w:t>15/10/2018</w:t>
+              <w:t>10/07/2021</w:t>
             </w:r>
           </w:p>
         </w:tc>
@@ -1040,7 +1040,7 @@
                 <w:b w:val="0"/>
                 <w:sz w:val="23"/>
               </w:rPr>
-              <w:t>ADANI SAUR URJA (KA) LIMITED</w:t>
+              <w:t>RAMNAD RENEWABLE ENERGY LIMITED</w:t>
             </w:r>
           </w:p>
         </w:tc>
@@ -1059,7 +1059,7 @@
                 <w:b w:val="0"/>
                 <w:sz w:val="23"/>
               </w:rPr>
-              <w:t>11/09/2018</w:t>
+              <w:t>10/07/2021</w:t>
             </w:r>
           </w:p>
         </w:tc>
@@ -1092,6 +1092,146 @@
                 <w:sz w:val="23"/>
               </w:rPr>
               <w:t>12</w:t>
+            </w:r>
+          </w:p>
+        </w:tc>
+        <w:tc>
+          <w:tcPr>
+            <w:tcW w:type="dxa" w:w="3864"/>
+          </w:tcPr>
+          <w:p>
+            <w:pPr>
+              <w:spacing w:after="0"/>
+              <w:jc w:val="both"/>
+            </w:pPr>
+            <w:r>
+              <w:rPr>
+                <w:rFonts w:ascii="Adani" w:hAnsi="Adani" w:eastAsia="Adani" w:cs="Adani"/>
+                <w:b w:val="0"/>
+                <w:sz w:val="23"/>
+              </w:rPr>
+              <w:t>RAMNAD SOLAR POWER LIMITED</w:t>
+            </w:r>
+          </w:p>
+        </w:tc>
+        <w:tc>
+          <w:tcPr>
+            <w:tcW w:type="dxa" w:w="2610"/>
+          </w:tcPr>
+          <w:p>
+            <w:pPr>
+              <w:spacing w:after="0"/>
+              <w:jc w:val="center"/>
+            </w:pPr>
+            <w:r>
+              <w:rPr>
+                <w:rFonts w:ascii="Adani" w:hAnsi="Adani" w:eastAsia="Adani" w:cs="Adani"/>
+                <w:b w:val="0"/>
+                <w:sz w:val="23"/>
+              </w:rPr>
+              <w:t>31/03/2021</w:t>
+            </w:r>
+          </w:p>
+        </w:tc>
+        <w:tc>
+          <w:tcPr>
+            <w:tcW w:type="dxa" w:w="2250"/>
+          </w:tcPr>
+          <w:p>
+            <w:pPr>
+              <w:spacing w:after="0"/>
+              <w:jc w:val="center"/>
+            </w:pPr>
+          </w:p>
+        </w:tc>
+      </w:tr>
+      <w:tr>
+        <w:tc>
+          <w:tcPr>
+            <w:tcW w:type="dxa" w:w="636"/>
+          </w:tcPr>
+          <w:p>
+            <w:pPr>
+              <w:spacing w:after="0"/>
+              <w:ind w:left="360"/>
+            </w:pPr>
+            <w:r>
+              <w:rPr>
+                <w:rFonts w:ascii="Adani" w:hAnsi="Adani" w:eastAsia="Adani" w:cs="Adani"/>
+                <w:b w:val="0"/>
+                <w:sz w:val="23"/>
+              </w:rPr>
+              <w:t>13</w:t>
+            </w:r>
+          </w:p>
+        </w:tc>
+        <w:tc>
+          <w:tcPr>
+            <w:tcW w:type="dxa" w:w="3864"/>
+          </w:tcPr>
+          <w:p>
+            <w:pPr>
+              <w:spacing w:after="0"/>
+              <w:jc w:val="both"/>
+            </w:pPr>
+            <w:r>
+              <w:rPr>
+                <w:rFonts w:ascii="Adani" w:hAnsi="Adani" w:eastAsia="Adani" w:cs="Adani"/>
+                <w:b w:val="0"/>
+                <w:sz w:val="23"/>
+              </w:rPr>
+              <w:t>KAMUTHI RENEWABLE ENERGY LIMITED</w:t>
+            </w:r>
+          </w:p>
+        </w:tc>
+        <w:tc>
+          <w:tcPr>
+            <w:tcW w:type="dxa" w:w="2610"/>
+          </w:tcPr>
+          <w:p>
+            <w:pPr>
+              <w:spacing w:after="0"/>
+              <w:jc w:val="center"/>
+            </w:pPr>
+            <w:r>
+              <w:rPr>
+                <w:rFonts w:ascii="Adani" w:hAnsi="Adani" w:eastAsia="Adani" w:cs="Adani"/>
+                <w:b w:val="0"/>
+                <w:sz w:val="23"/>
+              </w:rPr>
+              <w:t>31/03/2021</w:t>
+            </w:r>
+          </w:p>
+        </w:tc>
+        <w:tc>
+          <w:tcPr>
+            <w:tcW w:type="dxa" w:w="2250"/>
+          </w:tcPr>
+          <w:p>
+            <w:pPr>
+              <w:spacing w:after="0"/>
+              <w:jc w:val="center"/>
+            </w:pPr>
+          </w:p>
+        </w:tc>
+      </w:tr>
+      <w:tr>
+        <w:tc>
+          <w:tcPr>
+            <w:tcW w:type="dxa" w:w="636"/>
+          </w:tcPr>
+          <w:p>
+            <w:pPr>
+              <w:spacing w:after="0"/>
+              <w:ind w:left="360"/>
+            </w:pPr>
+            <w:r>
+              <w:rPr>
+                <w:rFonts w:ascii="Adani" w:hAnsi="Adani" w:eastAsia="Adani" w:cs="Adani"/>
+                <w:b w:val="0"/>
+                <w:sz w:val="23"/>
+              </w:rPr>
+              <w:t>14</w:t>
             </w:r>
           </w:p>
         </w:tc>
@@ -1161,7 +1301,7 @@
                 <w:b w:val="0"/>
                 <w:sz w:val="23"/>
               </w:rPr>
-              <w:t>13</w:t>
+              <w:t>15</w:t>
             </w:r>
           </w:p>
         </w:tc>
@@ -1231,7 +1371,7 @@
                 <w:b w:val="0"/>
                 <w:sz w:val="23"/>
               </w:rPr>
-              <w:t>14</w:t>
+              <w:t>16</w:t>
             </w:r>
           </w:p>
         </w:tc>
@@ -1301,7 +1441,7 @@
                 <w:b w:val="0"/>
                 <w:sz w:val="23"/>
               </w:rPr>
-              <w:t>15</w:t>
+              <w:t>17</w:t>
             </w:r>
           </w:p>
         </w:tc>
@@ -1455,7 +1595,7 @@
           <w:b w:val="0"/>
           <w:sz w:val="23"/>
         </w:rPr>
-        <w:t xml:space="preserve">Date: 07th May, 2026</w:t>
+        <w:t xml:space="preserve">Date: 15th May, 2026</w:t>
         <w:tab/>
       </w:r>
     </w:p>
